--- a/test/output/表面结果通知单/NMBF-KF-5127-LHJ(01)-YPK-PT-054.docx
+++ b/test/output/表面结果通知单/NMBF-KF-5127-LHJ(01)-YPK-PT-054.docx
@@ -1115,7 +1115,7 @@
               <w:rPr>
                 <w:rFonts w:ascii="楷体" w:hAnsi="楷体" w:eastAsia="楷体"/>
               </w:rPr>
-              <w:t>1道</w:t>
+              <w:t>1点</w:t>
             </w:r>
           </w:p>
         </w:tc>
@@ -1143,7 +1143,7 @@
               <w:rPr>
                 <w:rFonts w:ascii="楷体" w:hAnsi="楷体" w:eastAsia="楷体"/>
               </w:rPr>
-              <w:t>1道</w:t>
+              <w:t>1点</w:t>
             </w:r>
           </w:p>
         </w:tc>
@@ -1321,7 +1321,7 @@
               <w:rPr>
                 <w:rFonts w:ascii="楷体" w:hAnsi="楷体" w:eastAsia="楷体"/>
               </w:rPr>
-              <w:t>1道</w:t>
+              <w:t>1点</w:t>
             </w:r>
           </w:p>
         </w:tc>
@@ -1349,7 +1349,7 @@
               <w:rPr>
                 <w:rFonts w:ascii="楷体" w:hAnsi="楷体" w:eastAsia="楷体"/>
               </w:rPr>
-              <w:t>1道</w:t>
+              <w:t>1点</w:t>
             </w:r>
           </w:p>
         </w:tc>
@@ -1527,7 +1527,7 @@
               <w:rPr>
                 <w:rFonts w:ascii="楷体" w:hAnsi="楷体" w:eastAsia="楷体"/>
               </w:rPr>
-              <w:t>0.4m</w:t>
+              <w:t>1点</w:t>
             </w:r>
           </w:p>
         </w:tc>
@@ -1555,7 +1555,7 @@
               <w:rPr>
                 <w:rFonts w:ascii="楷体" w:hAnsi="楷体" w:eastAsia="楷体"/>
               </w:rPr>
-              <w:t>0.4m</w:t>
+              <w:t>1点</w:t>
             </w:r>
           </w:p>
         </w:tc>
@@ -1733,7 +1733,7 @@
               <w:rPr>
                 <w:rFonts w:ascii="楷体" w:hAnsi="楷体" w:eastAsia="楷体"/>
               </w:rPr>
-              <w:t>0.4456m</w:t>
+              <w:t>1点</w:t>
             </w:r>
           </w:p>
         </w:tc>
@@ -1761,7 +1761,7 @@
               <w:rPr>
                 <w:rFonts w:ascii="楷体" w:hAnsi="楷体" w:eastAsia="楷体"/>
               </w:rPr>
-              <w:t>0.4456m</w:t>
+              <w:t>1点</w:t>
             </w:r>
           </w:p>
         </w:tc>
@@ -1939,7 +1939,7 @@
               <w:rPr>
                 <w:rFonts w:ascii="楷体" w:hAnsi="楷体" w:eastAsia="楷体"/>
               </w:rPr>
-              <w:t>0.4m</w:t>
+              <w:t>1点</w:t>
             </w:r>
           </w:p>
         </w:tc>
@@ -1967,7 +1967,7 @@
               <w:rPr>
                 <w:rFonts w:ascii="楷体" w:hAnsi="楷体" w:eastAsia="楷体"/>
               </w:rPr>
-              <w:t>0.4m</w:t>
+              <w:t>1点</w:t>
             </w:r>
           </w:p>
         </w:tc>
@@ -2145,7 +2145,7 @@
               <w:rPr>
                 <w:rFonts w:ascii="楷体" w:hAnsi="楷体" w:eastAsia="楷体"/>
               </w:rPr>
-              <w:t>0.4m</w:t>
+              <w:t>1点</w:t>
             </w:r>
           </w:p>
         </w:tc>
@@ -2173,7 +2173,7 @@
               <w:rPr>
                 <w:rFonts w:ascii="楷体" w:hAnsi="楷体" w:eastAsia="楷体"/>
               </w:rPr>
-              <w:t>0.4m</w:t>
+              <w:t>1点</w:t>
             </w:r>
           </w:p>
         </w:tc>
@@ -2351,7 +2351,7 @@
               <w:rPr>
                 <w:rFonts w:ascii="楷体" w:hAnsi="楷体" w:eastAsia="楷体"/>
               </w:rPr>
-              <w:t>0.54m</w:t>
+              <w:t>1点</w:t>
             </w:r>
           </w:p>
         </w:tc>
@@ -2379,7 +2379,7 @@
               <w:rPr>
                 <w:rFonts w:ascii="楷体" w:hAnsi="楷体" w:eastAsia="楷体"/>
               </w:rPr>
-              <w:t>0.54m</w:t>
+              <w:t>1点</w:t>
             </w:r>
           </w:p>
         </w:tc>
@@ -2557,7 +2557,7 @@
               <w:rPr>
                 <w:rFonts w:ascii="楷体" w:hAnsi="楷体" w:eastAsia="楷体"/>
               </w:rPr>
-              <w:t>1道</w:t>
+              <w:t>1点</w:t>
             </w:r>
           </w:p>
         </w:tc>
@@ -2585,7 +2585,7 @@
               <w:rPr>
                 <w:rFonts w:ascii="楷体" w:hAnsi="楷体" w:eastAsia="楷体"/>
               </w:rPr>
-              <w:t>1道</w:t>
+              <w:t>1点</w:t>
             </w:r>
           </w:p>
         </w:tc>
@@ -2763,7 +2763,7 @@
               <w:rPr>
                 <w:rFonts w:ascii="楷体" w:hAnsi="楷体" w:eastAsia="楷体"/>
               </w:rPr>
-              <w:t>0.4m</w:t>
+              <w:t>1点</w:t>
             </w:r>
           </w:p>
         </w:tc>
@@ -2791,7 +2791,7 @@
               <w:rPr>
                 <w:rFonts w:ascii="楷体" w:hAnsi="楷体" w:eastAsia="楷体"/>
               </w:rPr>
-              <w:t>0.4m</w:t>
+              <w:t>1点</w:t>
             </w:r>
           </w:p>
         </w:tc>
@@ -2969,7 +2969,7 @@
               <w:rPr>
                 <w:rFonts w:ascii="楷体" w:hAnsi="楷体" w:eastAsia="楷体"/>
               </w:rPr>
-              <w:t>1道</w:t>
+              <w:t>1点</w:t>
             </w:r>
           </w:p>
         </w:tc>
@@ -2997,7 +2997,7 @@
               <w:rPr>
                 <w:rFonts w:ascii="楷体" w:hAnsi="楷体" w:eastAsia="楷体"/>
               </w:rPr>
-              <w:t>1道</w:t>
+              <w:t>1点</w:t>
             </w:r>
           </w:p>
         </w:tc>
@@ -3058,6 +3058,12 @@
                 <w:szCs w:val="15"/>
               </w:rPr>
             </w:pPr>
+            <w:r>
+              <w:rPr>
+                <w:rFonts w:ascii="楷体" w:hAnsi="楷体" w:eastAsia="楷体"/>
+              </w:rPr>
+              <w:t>5127-LN-01621-700-C1C</w:t>
+            </w:r>
           </w:p>
         </w:tc>
         <w:tc>
@@ -3080,6 +3086,12 @@
                 <w:rFonts w:ascii="宋体"/>
               </w:rPr>
             </w:pPr>
+            <w:r>
+              <w:rPr>
+                <w:rFonts w:ascii="楷体" w:hAnsi="楷体" w:eastAsia="楷体"/>
+              </w:rPr>
+              <w:t>W29</w:t>
+            </w:r>
           </w:p>
         </w:tc>
         <w:tc>
@@ -3102,6 +3114,12 @@
                 <w:rFonts w:ascii="宋体"/>
               </w:rPr>
             </w:pPr>
+            <w:r>
+              <w:rPr>
+                <w:rFonts w:ascii="楷体" w:hAnsi="楷体" w:eastAsia="楷体"/>
+              </w:rPr>
+              <w:t>20#</w:t>
+            </w:r>
           </w:p>
         </w:tc>
         <w:tc>
@@ -3125,6 +3143,12 @@
                 <w:rFonts w:ascii="宋体"/>
               </w:rPr>
             </w:pPr>
+            <w:r>
+              <w:rPr>
+                <w:rFonts w:ascii="楷体" w:hAnsi="楷体" w:eastAsia="楷体"/>
+              </w:rPr>
+              <w:t>Φ21.3*3.6</w:t>
+            </w:r>
           </w:p>
         </w:tc>
         <w:tc>
@@ -3147,6 +3171,12 @@
                 <w:szCs w:val="21"/>
               </w:rPr>
             </w:pPr>
+            <w:r>
+              <w:rPr>
+                <w:rFonts w:ascii="楷体" w:hAnsi="楷体" w:eastAsia="楷体"/>
+              </w:rPr>
+              <w:t>1点</w:t>
+            </w:r>
           </w:p>
         </w:tc>
         <w:tc>
@@ -3169,6 +3199,12 @@
                 <w:rFonts w:ascii="宋体"/>
               </w:rPr>
             </w:pPr>
+            <w:r>
+              <w:rPr>
+                <w:rFonts w:ascii="楷体" w:hAnsi="楷体" w:eastAsia="楷体"/>
+              </w:rPr>
+              <w:t>1点</w:t>
+            </w:r>
           </w:p>
         </w:tc>
         <w:tc>
@@ -3190,6 +3226,12 @@
                 <w:rFonts w:ascii="宋体"/>
               </w:rPr>
             </w:pPr>
+            <w:r>
+              <w:rPr>
+                <w:rFonts w:ascii="楷体" w:hAnsi="楷体" w:eastAsia="楷体"/>
+              </w:rPr>
+              <w:t>0</w:t>
+            </w:r>
           </w:p>
         </w:tc>
       </w:tr>
@@ -4527,7 +4569,7 @@
               <w:jc w:val="left"/>
             </w:pPr>
             <w:r>
-              <w:t>说明：共检测10道，合格10道，不合格0道，共计15道，2.5856米</w:t>
+              <w:t>说明：共检测11道，合格11道，不合格0道，共计11点</w:t>
             </w:r>
           </w:p>
         </w:tc>
